--- a/Chowlin_Telegram_Food_Ordering_SaaS_Feature_Summary.docx
+++ b/Chowlin_Telegram_Food_Ordering_SaaS_Feature_Summary.docx
@@ -23,7 +23,7 @@
         <w:pStyle w:val="Small"/>
       </w:pPr>
       <w:r>
-        <w:t xml:space="preserve">Prepared: May 26, 2026</w:t>
+        <w:t xml:space="preserve">Prepared: May 27, 2026</w:t>
       </w:r>
     </w:p>
     <w:p>
@@ -46,7 +46,7 @@
     </w:p>
     <w:p>
       <w:r>
-        <w:t xml:space="preserve">For the restaurant, Chowlin brings dine-in, pickup, delivery, kitchen coordination, payment confirmation, receipts, stock awareness, and sales reporting into one simple flow. It is designed to make service faster, reduce mistakes, and give managers clearer visibility into daily operations.</w:t>
+        <w:t xml:space="preserve">For the restaurant, Chowlin brings dine-in, pickup, delivery, kitchen coordination, payment confirmation, receipts, stock awareness, live order visibility, and sales reporting into one simple flow. It is designed to make service faster, reduce mistakes, and give managers clearer visibility into daily operations.</w:t>
       </w:r>
     </w:p>
     <w:p>
@@ -102,7 +102,7 @@
         <w:spacing w:after="90"/>
       </w:pPr>
       <w:r>
-        <w:t xml:space="preserve">• Receive order confirmation, payment updates, preparation updates, ready alerts, and a receipt.</w:t>
+        <w:t xml:space="preserve">• Receive order confirmation, payment updates, preparation updates, ready alerts, and a clean receipt.</w:t>
       </w:r>
     </w:p>
     <w:p>
@@ -142,7 +142,15 @@
         <w:spacing w:after="90"/>
       </w:pPr>
       <w:r>
-        <w:t xml:space="preserve">• Cleaner kitchen communication because new orders arrive in a dedicated kitchen chat with item details, order type, customer information, and payment status.</w:t>
+        <w:t xml:space="preserve">• Cleaner kitchen communication because new orders arrive with clear order IDs, table or delivery details, customer information, payment status, and item lists.</w:t>
+      </w:r>
+    </w:p>
+    <w:p>
+      <w:pPr>
+        <w:spacing w:after="90"/>
+      </w:pPr>
+      <w:r>
+        <w:t xml:space="preserve">• Better kitchen visibility because a live order board shows what is pending, preparing, and ready in one pinned place.</w:t>
       </w:r>
     </w:p>
     <w:p>
@@ -540,44 +548,144 @@
         <w:pStyle w:val="Heading2"/>
       </w:pPr>
       <w:r>
-        <w:t xml:space="preserve">Instant Kitchen Notifications</w:t>
-      </w:r>
-    </w:p>
-    <w:p>
-      <w:r>
-        <w:t xml:space="preserve">New orders are sent straight to the kitchen team with the order ID, customer, order items, total amount, order type, and payment method.</w:t>
-      </w:r>
-    </w:p>
-    <w:p>
-      <w:pPr>
-        <w:pStyle w:val="Strong"/>
-      </w:pPr>
-      <w:r>
-        <w:t xml:space="preserve">Why restaurants like it:</w:t>
-      </w:r>
-    </w:p>
-    <w:p>
-      <w:pPr>
-        <w:spacing w:after="90"/>
-      </w:pPr>
-      <w:r>
-        <w:t xml:space="preserve">• Removes handwritten slips and scattered messages.</w:t>
-      </w:r>
-    </w:p>
-    <w:p>
-      <w:pPr>
-        <w:spacing w:after="90"/>
-      </w:pPr>
-      <w:r>
-        <w:t xml:space="preserve">• Gets orders to the kitchen faster.</w:t>
-      </w:r>
-    </w:p>
-    <w:p>
-      <w:pPr>
-        <w:spacing w:after="90"/>
-      </w:pPr>
-      <w:r>
-        <w:t xml:space="preserve">• Gives staff a clearer queue to work from.</w:t>
+        <w:t xml:space="preserve">Prominent Kitchen Order Messages</w:t>
+      </w:r>
+    </w:p>
+    <w:p>
+      <w:r>
+        <w:t xml:space="preserve">Each kitchen order message now puts the order ID first, followed by table or delivery details, the item list, total amount, payment method, and order time.</w:t>
+      </w:r>
+    </w:p>
+    <w:p>
+      <w:pPr>
+        <w:pStyle w:val="Strong"/>
+      </w:pPr>
+      <w:r>
+        <w:t xml:space="preserve">Why restaurants like it:</w:t>
+      </w:r>
+    </w:p>
+    <w:p>
+      <w:pPr>
+        <w:spacing w:after="90"/>
+      </w:pPr>
+      <w:r>
+        <w:t xml:space="preserve">• Makes duplicate-looking orders easier to tell apart.</w:t>
+      </w:r>
+    </w:p>
+    <w:p>
+      <w:pPr>
+        <w:spacing w:after="90"/>
+      </w:pPr>
+      <w:r>
+        <w:t xml:space="preserve">• Encourages staff to call out and work by order ID.</w:t>
+      </w:r>
+    </w:p>
+    <w:p>
+      <w:pPr>
+        <w:spacing w:after="90"/>
+      </w:pPr>
+      <w:r>
+        <w:t xml:space="preserve">• Makes each new order easier to scan during rush periods.</w:t>
+      </w:r>
+    </w:p>
+    <w:p>
+      <w:r>
+        <w:t xml:space="preserve"/>
+      </w:r>
+    </w:p>
+    <w:p>
+      <w:pPr>
+        <w:pStyle w:val="Heading2"/>
+      </w:pPr>
+      <w:r>
+        <w:t xml:space="preserve">Live Kitchen Order Board</w:t>
+      </w:r>
+    </w:p>
+    <w:p>
+      <w:r>
+        <w:t xml:space="preserve">A pinned kitchen board shows today’s pending orders, orders being prepared, and the most recent ready orders. It refreshes as new orders arrive and as staff update statuses.</w:t>
+      </w:r>
+    </w:p>
+    <w:p>
+      <w:pPr>
+        <w:pStyle w:val="Strong"/>
+      </w:pPr>
+      <w:r>
+        <w:t xml:space="preserve">Why restaurants like it:</w:t>
+      </w:r>
+    </w:p>
+    <w:p>
+      <w:pPr>
+        <w:spacing w:after="90"/>
+      </w:pPr>
+      <w:r>
+        <w:t xml:space="preserve">• Gives the kitchen one place to see the current workload.</w:t>
+      </w:r>
+    </w:p>
+    <w:p>
+      <w:pPr>
+        <w:spacing w:after="90"/>
+      </w:pPr>
+      <w:r>
+        <w:t xml:space="preserve">• Reduces missed orders caused by a busy chat feed.</w:t>
+      </w:r>
+    </w:p>
+    <w:p>
+      <w:pPr>
+        <w:spacing w:after="90"/>
+      </w:pPr>
+      <w:r>
+        <w:t xml:space="preserve">• Helps staff move from pending to preparing to ready with less confusion.</w:t>
+      </w:r>
+    </w:p>
+    <w:p>
+      <w:r>
+        <w:t xml:space="preserve"/>
+      </w:r>
+    </w:p>
+    <w:p>
+      <w:pPr>
+        <w:pStyle w:val="Heading2"/>
+      </w:pPr>
+      <w:r>
+        <w:t xml:space="preserve">Rush-Hour Manager Alert</w:t>
+      </w:r>
+    </w:p>
+    <w:p>
+      <w:r>
+        <w:t xml:space="preserve">When the kitchen queue grows beyond the set rush threshold, the board highlights rush hour and a manager can be alerted that the team may need support.</w:t>
+      </w:r>
+    </w:p>
+    <w:p>
+      <w:pPr>
+        <w:pStyle w:val="Strong"/>
+      </w:pPr>
+      <w:r>
+        <w:t xml:space="preserve">Why restaurants like it:</w:t>
+      </w:r>
+    </w:p>
+    <w:p>
+      <w:pPr>
+        <w:spacing w:after="90"/>
+      </w:pPr>
+      <w:r>
+        <w:t xml:space="preserve">• Helps managers react before service slows down too much.</w:t>
+      </w:r>
+    </w:p>
+    <w:p>
+      <w:pPr>
+        <w:spacing w:after="90"/>
+      </w:pPr>
+      <w:r>
+        <w:t xml:space="preserve">• Makes pressure visible without waiting for someone to complain.</w:t>
+      </w:r>
+    </w:p>
+    <w:p>
+      <w:pPr>
+        <w:spacing w:after="90"/>
+      </w:pPr>
+      <w:r>
+        <w:t xml:space="preserve">• Supports better staffing decisions during peak periods.</w:t>
       </w:r>
     </w:p>
     <w:p>
@@ -627,25 +735,25 @@
         <w:spacing w:after="90"/>
       </w:pPr>
       <w:r>
-        <w:t xml:space="preserve">• Makes the restaurant feel more organized and responsive.</w:t>
-      </w:r>
-    </w:p>
-    <w:p>
-      <w:r>
-        <w:t xml:space="preserve"/>
-      </w:r>
-    </w:p>
-    <w:p>
-      <w:pPr>
-        <w:pStyle w:val="Heading2"/>
-      </w:pPr>
-      <w:r>
-        <w:t xml:space="preserve">Receipts Sent To Customers</w:t>
-      </w:r>
-    </w:p>
-    <w:p>
-      <w:r>
-        <w:t xml:space="preserve">Confirmed orders can receive a neat receipt showing the restaurant, order details, items, total, payment method, and payment status.</w:t>
+        <w:t xml:space="preserve">• Keeps the live kitchen board accurate.</w:t>
+      </w:r>
+    </w:p>
+    <w:p>
+      <w:r>
+        <w:t xml:space="preserve"/>
+      </w:r>
+    </w:p>
+    <w:p>
+      <w:pPr>
+        <w:pStyle w:val="Heading2"/>
+      </w:pPr>
+      <w:r>
+        <w:t xml:space="preserve">Printer-Friendly Receipts</w:t>
+      </w:r>
+    </w:p>
+    <w:p>
+      <w:r>
+        <w:t xml:space="preserve">Confirmed orders can receive a neat receipt showing the restaurant, order details, items, total, payment method, and payment status, using a currency format that prints cleanly.</w:t>
       </w:r>
     </w:p>
     <w:p>
@@ -895,7 +1003,7 @@
     </w:p>
     <w:p>
       <w:r>
-        <w:t xml:space="preserve">Kitchen staff can quickly check how many orders are pending and how many are already being prepared.</w:t>
+        <w:t xml:space="preserve">Kitchen staff can quickly check how many orders are pending and how many are already being prepared, or refresh the live board when needed.</w:t>
       </w:r>
     </w:p>
     <w:p>
@@ -970,6 +1078,28 @@
         <w:rPr>
           <w:b/>
         </w:rPr>
+        <w:t xml:space="preserve">Kitchen chat overload: </w:t>
+      </w:r>
+      <w:r>
+        <w:t xml:space="preserve">A pinned live board keeps pending, preparing, and ready orders visible in one place.</w:t>
+      </w:r>
+    </w:p>
+    <w:p>
+      <w:r>
+        <w:rPr>
+          <w:b/>
+        </w:rPr>
+        <w:t xml:space="preserve">Duplicate-order confusion: </w:t>
+      </w:r>
+      <w:r>
+        <w:t xml:space="preserve">Each order has a prominent ID so staff can work by order number, not just food description.</w:t>
+      </w:r>
+    </w:p>
+    <w:p>
+      <w:r>
+        <w:rPr>
+          <w:b/>
+        </w:rPr>
         <w:t xml:space="preserve">Slow kitchen handoff: </w:t>
       </w:r>
       <w:r>
@@ -992,6 +1122,17 @@
         <w:rPr>
           <w:b/>
         </w:rPr>
+        <w:t xml:space="preserve">Rush-hour pressure: </w:t>
+      </w:r>
+      <w:r>
+        <w:t xml:space="preserve">Managers can be alerted when the pending queue grows too large.</w:t>
+      </w:r>
+    </w:p>
+    <w:p>
+      <w:r>
+        <w:rPr>
+          <w:b/>
+        </w:rPr>
         <w:t xml:space="preserve">Sold-out item complaints: </w:t>
       </w:r>
       <w:r>
@@ -1083,7 +1224,7 @@
     </w:p>
     <w:p>
       <w:r>
-        <w:t xml:space="preserve">Your kitchen receives clean, structured orders instantly. Your managers see sales performance. Your customers get a smoother ordering experience. The result is faster service, fewer mistakes, better payment handling, and a more modern restaurant experience.</w:t>
+        <w:t xml:space="preserve">Your kitchen receives clean, structured orders instantly and sees a live board of what is pending, preparing, and ready. Your managers see sales performance and receive helpful alerts when the kitchen queue is under pressure. The result is faster service, fewer mistakes, better payment handling, and a more modern restaurant experience.</w:t>
       </w:r>
     </w:p>
     <w:p>
@@ -1123,15 +1264,23 @@
         <w:spacing w:after="90"/>
       </w:pPr>
       <w:r>
-        <w:t xml:space="preserve">• Show the kitchen receiving the order instantly.</w:t>
-      </w:r>
-    </w:p>
-    <w:p>
-      <w:pPr>
-        <w:spacing w:after="90"/>
-      </w:pPr>
-      <w:r>
-        <w:t xml:space="preserve">• Mark the order as preparing, then ready, and show the customer notifications.</w:t>
+        <w:t xml:space="preserve">• Show the kitchen receiving the order with a clear order ID.</w:t>
+      </w:r>
+    </w:p>
+    <w:p>
+      <w:pPr>
+        <w:spacing w:after="90"/>
+      </w:pPr>
+      <w:r>
+        <w:t xml:space="preserve">• Show the live kitchen board updating with the new pending order.</w:t>
+      </w:r>
+    </w:p>
+    <w:p>
+      <w:pPr>
+        <w:spacing w:after="90"/>
+      </w:pPr>
+      <w:r>
+        <w:t xml:space="preserve">• Mark the order as preparing, then ready, and show both the board update and customer notifications.</w:t>
       </w:r>
     </w:p>
     <w:p>
